--- a/exercises/Bài tập 056 - Câu tường thuật mệnh lệnh và yêu cầu.docx
+++ b/exercises/Bài tập 056 - Câu tường thuật mệnh lệnh và yêu cầu.docx
@@ -9,6 +9,7 @@
         <w:rPr>
           <w:rFonts w:ascii="Arial" w:hAnsi="Arial" w:cs="Arial"/>
           <w:b/>
+          <w:color w:val="000000"/>
           <w:sz w:val="32"/>
         </w:rPr>
       </w:pPr>
@@ -16,6 +17,7 @@
         <w:rPr>
           <w:rFonts w:ascii="Arial" w:hAnsi="Arial" w:cs="Arial"/>
           <w:b/>
+          <w:color w:val="000000"/>
           <w:sz w:val="32"/>
         </w:rPr>
         <w:t>BÀI TẬP NGÀY 56</w:t>
@@ -28,6 +30,7 @@
         <w:rPr>
           <w:rFonts w:ascii="Arial" w:hAnsi="Arial" w:cs="Arial"/>
           <w:b/>
+          <w:color w:val="000000"/>
           <w:sz w:val="36"/>
         </w:rPr>
       </w:pPr>
@@ -35,631 +38,1693 @@
         <w:rPr>
           <w:rFonts w:ascii="Arial" w:hAnsi="Arial" w:cs="Arial"/>
           <w:b/>
+          <w:color w:val="000000"/>
           <w:sz w:val="36"/>
         </w:rPr>
         <w:t>CÂU TƯỜNG THUẬT – MỆNH LỆNH VÀ YÊU CẦU</w:t>
       </w:r>
     </w:p>
     <w:p>
-      <w:r>
+      <w:pPr>
+        <w:rPr>
+          <w:color w:val="000000"/>
+        </w:rPr>
+      </w:pPr>
+      <w:r>
+        <w:rPr>
+          <w:color w:val="000000"/>
+        </w:rPr>
         <w:t>Họ và tên: __________________________                         Điểm: ________/100</w:t>
       </w:r>
     </w:p>
     <w:p>
       <w:pPr>
         <w:pStyle w:val="Heading1"/>
+        <w:spacing w:before="60"/>
       </w:pPr>
       <w:r>
         <w:t>PHẦN 1. CHỌN ĐÁP ÁN ĐÚNG (10 điểm)</w:t>
       </w:r>
     </w:p>
     <w:p>
-      <w:r>
+      <w:pPr>
+        <w:keepNext/>
+        <w:spacing w:before="120" w:after="60"/>
+        <w:rPr>
+          <w:color w:val="000000"/>
+        </w:rPr>
+      </w:pPr>
+      <w:r>
+        <w:rPr>
+          <w:color w:val="000000"/>
+        </w:rPr>
         <w:t>1. She told me ______ the door.   A. open   B. to open   C. opening</w:t>
       </w:r>
     </w:p>
     <w:p>
-      <w:r>
+      <w:pPr>
+        <w:keepNext/>
+        <w:spacing w:before="120" w:after="60"/>
+        <w:rPr>
+          <w:color w:val="000000"/>
+        </w:rPr>
+      </w:pPr>
+      <w:r>
+        <w:rPr>
+          <w:color w:val="000000"/>
+        </w:rPr>
         <w:t>2. He asked us ______ noise.   A. not to make   B. don't make   C. to not making</w:t>
       </w:r>
     </w:p>
     <w:p>
-      <w:r>
+      <w:pPr>
+        <w:keepNext/>
+        <w:spacing w:before="120" w:after="60"/>
+        <w:rPr>
+          <w:color w:val="000000"/>
+        </w:rPr>
+      </w:pPr>
+      <w:r>
+        <w:rPr>
+          <w:color w:val="000000"/>
+        </w:rPr>
         <w:t>3. The doctor ______ me to rest.   A. advised   B. said   C. suggested me</w:t>
       </w:r>
     </w:p>
     <w:p>
-      <w:r>
+      <w:pPr>
+        <w:keepNext/>
+        <w:spacing w:before="120" w:after="60"/>
+        <w:rPr>
+          <w:color w:val="000000"/>
+        </w:rPr>
+      </w:pPr>
+      <w:r>
+        <w:rPr>
+          <w:color w:val="000000"/>
+        </w:rPr>
         <w:t>4. The guard ordered us ______ the area.   A. not enter   B. not to enter   C. don't enter</w:t>
       </w:r>
     </w:p>
     <w:p>
-      <w:r>
+      <w:pPr>
+        <w:keepNext/>
+        <w:spacing w:before="120" w:after="60"/>
+        <w:rPr>
+          <w:color w:val="000000"/>
+        </w:rPr>
+      </w:pPr>
+      <w:r>
+        <w:rPr>
+          <w:color w:val="000000"/>
+        </w:rPr>
         <w:t>5. Mai reminded me ______ Lan.   A. call   B. calling   C. to call</w:t>
       </w:r>
     </w:p>
     <w:p>
-      <w:r>
+      <w:pPr>
+        <w:keepNext/>
+        <w:spacing w:before="120" w:after="60"/>
+        <w:rPr>
+          <w:color w:val="000000"/>
+        </w:rPr>
+      </w:pPr>
+      <w:r>
+        <w:rPr>
+          <w:color w:val="000000"/>
+        </w:rPr>
         <w:t>6. Lan invited me ______ her party.   A. to attend   B. attending   C. attend</w:t>
       </w:r>
     </w:p>
     <w:p>
-      <w:r>
+      <w:pPr>
+        <w:keepNext/>
+        <w:spacing w:before="120" w:after="60"/>
+        <w:rPr>
+          <w:color w:val="000000"/>
+        </w:rPr>
+      </w:pPr>
+      <w:r>
+        <w:rPr>
+          <w:color w:val="000000"/>
+        </w:rPr>
         <w:t>7. The teacher encouraged us ______ again.   A. try   B. to try   C. trying to</w:t>
       </w:r>
     </w:p>
     <w:p>
-      <w:r>
+      <w:pPr>
+        <w:keepNext/>
+        <w:spacing w:before="120" w:after="60"/>
+        <w:rPr>
+          <w:color w:val="000000"/>
+        </w:rPr>
+      </w:pPr>
+      <w:r>
+        <w:rPr>
+          <w:color w:val="000000"/>
+        </w:rPr>
         <w:t>8. “Let's go.” → Lan suggested ______.   A. us to go   B. going   C. to going</w:t>
       </w:r>
     </w:p>
     <w:p>
-      <w:r>
+      <w:pPr>
+        <w:keepNext/>
+        <w:spacing w:before="120" w:after="60"/>
+        <w:rPr>
+          <w:color w:val="000000"/>
+        </w:rPr>
+      </w:pPr>
+      <w:r>
+        <w:rPr>
+          <w:color w:val="000000"/>
+        </w:rPr>
         <w:t>9. Nam offered ______ me.   A. help   B. helping   C. to help</w:t>
       </w:r>
     </w:p>
     <w:p>
-      <w:r>
+      <w:pPr>
+        <w:keepNext/>
+        <w:spacing w:before="120" w:after="60"/>
+        <w:rPr>
+          <w:color w:val="000000"/>
+        </w:rPr>
+      </w:pPr>
+      <w:r>
+        <w:rPr>
+          <w:color w:val="000000"/>
+        </w:rPr>
         <w:t>10. She ______ me not to touch the wire.   A. warned   B. said   C. suggested</w:t>
       </w:r>
     </w:p>
     <w:p>
       <w:pPr>
         <w:pStyle w:val="Heading1"/>
+        <w:spacing w:before="240"/>
       </w:pPr>
       <w:r>
         <w:t>PHẦN 2. CHỌN ĐỘNG TỪ TƯỜNG THUẬT PHÙ HỢP (10 điểm)</w:t>
       </w:r>
     </w:p>
     <w:p>
-      <w:r>
+      <w:pPr>
+        <w:rPr>
+          <w:color w:val="000000"/>
+        </w:rPr>
+      </w:pPr>
+      <w:r>
+        <w:rPr>
+          <w:color w:val="000000"/>
+        </w:rPr>
         <w:t>Chọn: told, asked, ordered, advised, warned, reminded, invited, encouraged, offered, suggested.</w:t>
       </w:r>
     </w:p>
     <w:p>
-      <w:r>
+      <w:pPr>
+        <w:keepNext/>
+        <w:spacing w:before="120" w:after="60"/>
+        <w:rPr>
+          <w:color w:val="000000"/>
+        </w:rPr>
+      </w:pPr>
+      <w:r>
+        <w:rPr>
+          <w:color w:val="000000"/>
+        </w:rPr>
+        <w:lastRenderedPageBreak/>
         <w:t>1. “Please help me,” Lan said to Nam. → Lan ______ Nam to help her.</w:t>
       </w:r>
     </w:p>
     <w:p>
-      <w:r>
+      <w:pPr>
+        <w:keepNext/>
+        <w:spacing w:before="120" w:after="60"/>
+        <w:rPr>
+          <w:color w:val="000000"/>
+        </w:rPr>
+      </w:pPr>
+      <w:r>
+        <w:rPr>
+          <w:color w:val="000000"/>
+        </w:rPr>
         <w:t>2. “Leave now!” the officer said. → The officer ______ us to leave.</w:t>
       </w:r>
     </w:p>
     <w:p>
-      <w:r>
+      <w:pPr>
+        <w:keepNext/>
+        <w:spacing w:before="120" w:after="60"/>
+        <w:rPr>
+          <w:color w:val="000000"/>
+        </w:rPr>
+      </w:pPr>
+      <w:r>
+        <w:rPr>
+          <w:color w:val="000000"/>
+        </w:rPr>
         <w:t>3. “You should rest,” the doctor said. → The doctor ______ me to rest.</w:t>
       </w:r>
     </w:p>
     <w:p>
-      <w:r>
+      <w:pPr>
+        <w:keepNext/>
+        <w:spacing w:before="120" w:after="60"/>
+        <w:rPr>
+          <w:color w:val="000000"/>
+        </w:rPr>
+      </w:pPr>
+      <w:r>
+        <w:rPr>
+          <w:color w:val="000000"/>
+        </w:rPr>
         <w:t>4. “Don't touch that!” he said. → He ______ me not to touch it.</w:t>
       </w:r>
     </w:p>
     <w:p>
-      <w:r>
+      <w:pPr>
+        <w:keepNext/>
+        <w:spacing w:before="120" w:after="60"/>
+        <w:rPr>
+          <w:color w:val="000000"/>
+        </w:rPr>
+      </w:pPr>
+      <w:r>
+        <w:rPr>
+          <w:color w:val="000000"/>
+        </w:rPr>
         <w:t>5. “Remember to lock the door,” Mai said. → Mai ______ me to lock it.</w:t>
       </w:r>
     </w:p>
     <w:p>
-      <w:r>
+      <w:pPr>
+        <w:keepNext/>
+        <w:spacing w:before="120" w:after="60"/>
+        <w:rPr>
+          <w:color w:val="000000"/>
+        </w:rPr>
+      </w:pPr>
+      <w:r>
+        <w:rPr>
+          <w:color w:val="000000"/>
+        </w:rPr>
         <w:t>6. “Come to dinner,” Lan said. → Lan ______ us to dinner.</w:t>
       </w:r>
     </w:p>
     <w:p>
-      <w:r>
+      <w:pPr>
+        <w:keepNext/>
+        <w:spacing w:before="120" w:after="60"/>
+        <w:rPr>
+          <w:color w:val="000000"/>
+        </w:rPr>
+      </w:pPr>
+      <w:r>
+        <w:rPr>
+          <w:color w:val="000000"/>
+        </w:rPr>
         <w:t>7. “Try again,” the teacher said. → The teacher ______ me to try again.</w:t>
       </w:r>
     </w:p>
     <w:p>
-      <w:r>
+      <w:pPr>
+        <w:keepNext/>
+        <w:spacing w:before="120" w:after="60"/>
+        <w:rPr>
+          <w:color w:val="000000"/>
+        </w:rPr>
+      </w:pPr>
+      <w:r>
+        <w:rPr>
+          <w:color w:val="000000"/>
+        </w:rPr>
         <w:t>8. “Let me carry the bag,” Nam said. → Nam ______ to carry the bag.</w:t>
       </w:r>
     </w:p>
     <w:p>
-      <w:r>
+      <w:pPr>
+        <w:keepNext/>
+        <w:spacing w:before="120" w:after="60"/>
+        <w:rPr>
+          <w:color w:val="000000"/>
+        </w:rPr>
+      </w:pPr>
+      <w:r>
+        <w:rPr>
+          <w:color w:val="000000"/>
+        </w:rPr>
         <w:t>9. “Let's take a taxi,” she said. → She ______ taking a taxi.</w:t>
       </w:r>
     </w:p>
     <w:p>
-      <w:r>
+      <w:pPr>
+        <w:keepNext/>
+        <w:spacing w:before="120" w:after="60"/>
+        <w:rPr>
+          <w:color w:val="000000"/>
+        </w:rPr>
+      </w:pPr>
+      <w:r>
+        <w:rPr>
+          <w:color w:val="000000"/>
+        </w:rPr>
         <w:t>10. “Sit down,” the teacher said. → The teacher ______ the students to sit down.</w:t>
       </w:r>
     </w:p>
     <w:p>
       <w:pPr>
         <w:pStyle w:val="Heading1"/>
+        <w:spacing w:before="240"/>
       </w:pPr>
       <w:r>
         <w:t>PHẦN 3. TƯỜNG THUẬT MỆNH LỆNH KHẲNG ĐỊNH (10 điểm)</w:t>
       </w:r>
     </w:p>
     <w:p>
-      <w:r>
+      <w:pPr>
+        <w:keepNext/>
+        <w:spacing w:before="120" w:after="60"/>
+        <w:rPr>
+          <w:color w:val="000000"/>
+        </w:rPr>
+      </w:pPr>
+      <w:r>
+        <w:rPr>
+          <w:color w:val="000000"/>
+        </w:rPr>
         <w:t>1. “Open the window,” she said to me. → ______________________________</w:t>
       </w:r>
     </w:p>
     <w:p>
-      <w:r>
+      <w:pPr>
+        <w:keepNext/>
+        <w:spacing w:before="120" w:after="60"/>
+        <w:rPr>
+          <w:color w:val="000000"/>
+        </w:rPr>
+      </w:pPr>
+      <w:r>
+        <w:rPr>
+          <w:color w:val="000000"/>
+        </w:rPr>
         <w:t>2. “Wait here,” Nam said to Lan. → ______________________________</w:t>
       </w:r>
     </w:p>
     <w:p>
-      <w:r>
+      <w:pPr>
+        <w:keepNext/>
+        <w:spacing w:before="120" w:after="60"/>
+        <w:rPr>
+          <w:color w:val="000000"/>
+        </w:rPr>
+      </w:pPr>
+      <w:r>
+        <w:rPr>
+          <w:color w:val="000000"/>
+        </w:rPr>
         <w:t>3. “Write your name,” the teacher said to us. → ______________________________</w:t>
       </w:r>
     </w:p>
     <w:p>
-      <w:r>
+      <w:pPr>
+        <w:keepNext/>
+        <w:spacing w:before="120" w:after="60"/>
+        <w:rPr>
+          <w:color w:val="000000"/>
+        </w:rPr>
+      </w:pPr>
+      <w:r>
+        <w:rPr>
+          <w:color w:val="000000"/>
+        </w:rPr>
         <w:t>4. “Call me tomorrow,” Mai said to Nam. → ______________________________</w:t>
       </w:r>
     </w:p>
     <w:p>
-      <w:r>
+      <w:pPr>
+        <w:keepNext/>
+        <w:spacing w:before="120" w:after="60"/>
+        <w:rPr>
+          <w:color w:val="000000"/>
+        </w:rPr>
+      </w:pPr>
+      <w:r>
+        <w:rPr>
+          <w:color w:val="000000"/>
+        </w:rPr>
         <w:t>5. “Bring your passport,” the officer said to me. → ______________________________</w:t>
       </w:r>
     </w:p>
     <w:p>
-      <w:r>
+      <w:pPr>
+        <w:keepNext/>
+        <w:spacing w:before="120" w:after="60"/>
+        <w:rPr>
+          <w:color w:val="000000"/>
+        </w:rPr>
+      </w:pPr>
+      <w:r>
+        <w:rPr>
+          <w:color w:val="000000"/>
+        </w:rPr>
         <w:t>6. “Turn left,” the man said to us. → ______________________________</w:t>
       </w:r>
     </w:p>
     <w:p>
-      <w:r>
+      <w:pPr>
+        <w:keepNext/>
+        <w:spacing w:before="120" w:after="60"/>
+        <w:rPr>
+          <w:color w:val="000000"/>
+        </w:rPr>
+      </w:pPr>
+      <w:r>
+        <w:rPr>
+          <w:color w:val="000000"/>
+        </w:rPr>
         <w:t>7. “Finish the work today,” the manager said to Lan. → ______________________________</w:t>
       </w:r>
     </w:p>
     <w:p>
-      <w:r>
+      <w:pPr>
+        <w:keepNext/>
+        <w:spacing w:before="120" w:after="60"/>
+        <w:rPr>
+          <w:color w:val="000000"/>
+        </w:rPr>
+      </w:pPr>
+      <w:r>
+        <w:rPr>
+          <w:color w:val="000000"/>
+        </w:rPr>
         <w:t>8. “Be quiet,” the teacher said to the class. → ______________________________</w:t>
       </w:r>
     </w:p>
     <w:p>
-      <w:r>
+      <w:pPr>
+        <w:keepNext/>
+        <w:spacing w:before="120" w:after="60"/>
+        <w:rPr>
+          <w:color w:val="000000"/>
+        </w:rPr>
+      </w:pPr>
+      <w:r>
+        <w:rPr>
+          <w:color w:val="000000"/>
+        </w:rPr>
         <w:t>9. “Take this medicine,” the doctor said to me. → ______________________________</w:t>
       </w:r>
     </w:p>
     <w:p>
-      <w:r>
+      <w:pPr>
+        <w:keepNext/>
+        <w:spacing w:before="120" w:after="60"/>
+        <w:rPr>
+          <w:color w:val="000000"/>
+        </w:rPr>
+      </w:pPr>
+      <w:r>
+        <w:rPr>
+          <w:color w:val="000000"/>
+        </w:rPr>
         <w:t>10. “Come inside,” my mother said to the children. → ______________________________</w:t>
       </w:r>
     </w:p>
     <w:p>
       <w:pPr>
         <w:pStyle w:val="Heading1"/>
+        <w:spacing w:before="240"/>
       </w:pPr>
       <w:r>
         <w:t>PHẦN 4. TƯỜNG THUẬT MỆNH LỆNH PHỦ ĐỊNH (10 điểm)</w:t>
       </w:r>
     </w:p>
     <w:p>
-      <w:r>
+      <w:pPr>
+        <w:keepNext/>
+        <w:spacing w:before="120" w:after="60"/>
+        <w:rPr>
+          <w:color w:val="000000"/>
+        </w:rPr>
+      </w:pPr>
+      <w:r>
+        <w:rPr>
+          <w:color w:val="000000"/>
+        </w:rPr>
         <w:t>1. “Don't open the door,” she said to me. → ______________________________</w:t>
       </w:r>
     </w:p>
     <w:p>
-      <w:r>
+      <w:pPr>
+        <w:keepNext/>
+        <w:spacing w:before="120" w:after="60"/>
+        <w:rPr>
+          <w:color w:val="000000"/>
+        </w:rPr>
+      </w:pPr>
+      <w:r>
+        <w:rPr>
+          <w:color w:val="000000"/>
+        </w:rPr>
         <w:t>2. “Don't be late,” my mother said. → ______________________________</w:t>
       </w:r>
     </w:p>
     <w:p>
-      <w:r>
+      <w:pPr>
+        <w:keepNext/>
+        <w:spacing w:before="120" w:after="60"/>
+        <w:rPr>
+          <w:color w:val="000000"/>
+        </w:rPr>
+      </w:pPr>
+      <w:r>
+        <w:rPr>
+          <w:color w:val="000000"/>
+        </w:rPr>
         <w:t>3. “Don't use your phone,” the teacher said to us. → ______________________________</w:t>
       </w:r>
     </w:p>
     <w:p>
-      <w:r>
+      <w:pPr>
+        <w:keepNext/>
+        <w:spacing w:before="120" w:after="60"/>
+        <w:rPr>
+          <w:color w:val="000000"/>
+        </w:rPr>
+      </w:pPr>
+      <w:r>
+        <w:rPr>
+          <w:color w:val="000000"/>
+        </w:rPr>
         <w:t>4. “Don't park here,” the guard said to Nam. → ______________________________</w:t>
       </w:r>
     </w:p>
     <w:p>
-      <w:r>
+      <w:pPr>
+        <w:keepNext/>
+        <w:spacing w:before="120" w:after="60"/>
+        <w:rPr>
+          <w:color w:val="000000"/>
+        </w:rPr>
+      </w:pPr>
+      <w:r>
+        <w:rPr>
+          <w:color w:val="000000"/>
+        </w:rPr>
         <w:t>5. “Don't forget your keys,” Mai said to Lan. → ______________________________</w:t>
       </w:r>
     </w:p>
     <w:p>
-      <w:r>
+      <w:pPr>
+        <w:keepNext/>
+        <w:spacing w:before="120" w:after="60"/>
+        <w:rPr>
+          <w:color w:val="000000"/>
+        </w:rPr>
+      </w:pPr>
+      <w:r>
+        <w:rPr>
+          <w:color w:val="000000"/>
+        </w:rPr>
         <w:t>6. “Don't touch the painting,” the guide said to us. → ______________________________</w:t>
       </w:r>
     </w:p>
     <w:p>
-      <w:r>
+      <w:pPr>
+        <w:keepNext/>
+        <w:spacing w:before="120" w:after="60"/>
+        <w:rPr>
+          <w:color w:val="000000"/>
+        </w:rPr>
+      </w:pPr>
+      <w:r>
+        <w:rPr>
+          <w:color w:val="000000"/>
+        </w:rPr>
         <w:t>7. “Don't leave now,” he said to me. → ______________________________</w:t>
       </w:r>
     </w:p>
     <w:p>
-      <w:r>
+      <w:pPr>
+        <w:keepNext/>
+        <w:spacing w:before="120" w:after="60"/>
+        <w:rPr>
+          <w:color w:val="000000"/>
+        </w:rPr>
+      </w:pPr>
+      <w:r>
+        <w:rPr>
+          <w:color w:val="000000"/>
+        </w:rPr>
         <w:t>8. “Don't make noise,” the nurse said to the visitors. → ______________________________</w:t>
       </w:r>
     </w:p>
     <w:p>
-      <w:r>
+      <w:pPr>
+        <w:keepNext/>
+        <w:spacing w:before="120" w:after="60"/>
+        <w:rPr>
+          <w:color w:val="000000"/>
+        </w:rPr>
+      </w:pPr>
+      <w:r>
+        <w:rPr>
+          <w:color w:val="000000"/>
+        </w:rPr>
         <w:t>9. “Don't drive fast,” my father said to me. → ______________________________</w:t>
       </w:r>
     </w:p>
     <w:p>
-      <w:r>
+      <w:pPr>
+        <w:keepNext/>
+        <w:spacing w:before="120" w:after="60"/>
+        <w:rPr>
+          <w:color w:val="000000"/>
+        </w:rPr>
+      </w:pPr>
+      <w:r>
+        <w:rPr>
+          <w:color w:val="000000"/>
+        </w:rPr>
         <w:t>10. “Don't bring these bags,” Lan said to Nam. → ______________________________</w:t>
       </w:r>
     </w:p>
     <w:p>
       <w:pPr>
         <w:pStyle w:val="Heading1"/>
+        <w:spacing w:before="240"/>
       </w:pPr>
       <w:r>
         <w:t>PHẦN 5. TƯỜNG THUẬT LỜI YÊU CẦU LỊCH SỰ (10 điểm)</w:t>
       </w:r>
     </w:p>
     <w:p>
-      <w:r>
+      <w:pPr>
+        <w:keepNext/>
+        <w:spacing w:before="120" w:after="60"/>
+        <w:rPr>
+          <w:color w:val="000000"/>
+        </w:rPr>
+      </w:pPr>
+      <w:r>
+        <w:rPr>
+          <w:color w:val="000000"/>
+        </w:rPr>
         <w:t>1. “Please help me,” Lan said to Nam. → ______________________________</w:t>
       </w:r>
     </w:p>
     <w:p>
-      <w:r>
+      <w:pPr>
+        <w:keepNext/>
+        <w:spacing w:before="120" w:after="60"/>
+        <w:rPr>
+          <w:color w:val="000000"/>
+        </w:rPr>
+      </w:pPr>
+      <w:r>
+        <w:rPr>
+          <w:color w:val="000000"/>
+        </w:rPr>
         <w:t>2. “Could you wait outside?” the doctor said to me. → ______________________________</w:t>
       </w:r>
     </w:p>
     <w:p>
-      <w:r>
+      <w:pPr>
+        <w:keepNext/>
+        <w:spacing w:before="120" w:after="60"/>
+        <w:rPr>
+          <w:color w:val="000000"/>
+        </w:rPr>
+      </w:pPr>
+      <w:r>
+        <w:rPr>
+          <w:color w:val="000000"/>
+        </w:rPr>
         <w:t>3. “Please close the door,” Mai said to Lan. → ______________________________</w:t>
       </w:r>
     </w:p>
     <w:p>
-      <w:r>
+      <w:pPr>
+        <w:keepNext/>
+        <w:spacing w:before="120" w:after="60"/>
+        <w:rPr>
+          <w:color w:val="000000"/>
+        </w:rPr>
+      </w:pPr>
+      <w:r>
+        <w:rPr>
+          <w:color w:val="000000"/>
+        </w:rPr>
         <w:t>4. “Would you send me the file?” Nam said to Hoa. → ______________________________</w:t>
       </w:r>
     </w:p>
     <w:p>
-      <w:r>
+      <w:pPr>
+        <w:keepNext/>
+        <w:spacing w:before="120" w:after="60"/>
+        <w:rPr>
+          <w:color w:val="000000"/>
+        </w:rPr>
+      </w:pPr>
+      <w:r>
+        <w:rPr>
+          <w:color w:val="000000"/>
+        </w:rPr>
         <w:t>5. “Please don't make noise,” she said to us. → ______________________________</w:t>
       </w:r>
     </w:p>
     <w:p>
-      <w:r>
+      <w:pPr>
+        <w:keepNext/>
+        <w:spacing w:before="120" w:after="60"/>
+        <w:rPr>
+          <w:color w:val="000000"/>
+        </w:rPr>
+      </w:pPr>
+      <w:r>
+        <w:rPr>
+          <w:color w:val="000000"/>
+        </w:rPr>
         <w:t>6. “Could you speak slowly?” I said to the receptionist. → ______________________________</w:t>
       </w:r>
     </w:p>
     <w:p>
-      <w:r>
+      <w:pPr>
+        <w:keepNext/>
+        <w:spacing w:before="120" w:after="60"/>
+        <w:rPr>
+          <w:color w:val="000000"/>
+        </w:rPr>
+      </w:pPr>
+      <w:r>
+        <w:rPr>
+          <w:color w:val="000000"/>
+        </w:rPr>
         <w:t>7. “Please bring some water,” the guest said to the waiter. → ______________________________</w:t>
       </w:r>
     </w:p>
     <w:p>
-      <w:r>
+      <w:pPr>
+        <w:keepNext/>
+        <w:spacing w:before="120" w:after="60"/>
+        <w:rPr>
+          <w:color w:val="000000"/>
+        </w:rPr>
+      </w:pPr>
+      <w:r>
+        <w:rPr>
+          <w:color w:val="000000"/>
+        </w:rPr>
         <w:t>8. “Would you call me later?” Lan said to Nam. → ______________________________</w:t>
       </w:r>
     </w:p>
     <w:p>
-      <w:r>
+      <w:pPr>
+        <w:keepNext/>
+        <w:spacing w:before="120" w:after="60"/>
+        <w:rPr>
+          <w:color w:val="000000"/>
+        </w:rPr>
+      </w:pPr>
+      <w:r>
+        <w:rPr>
+          <w:color w:val="000000"/>
+        </w:rPr>
         <w:t>9. “Please don't use my computer,” Mai said to me. → ______________________________</w:t>
       </w:r>
     </w:p>
     <w:p>
-      <w:r>
+      <w:pPr>
+        <w:keepNext/>
+        <w:spacing w:before="120" w:after="60"/>
+        <w:rPr>
+          <w:color w:val="000000"/>
+        </w:rPr>
+      </w:pPr>
+      <w:r>
+        <w:rPr>
+          <w:color w:val="000000"/>
+        </w:rPr>
         <w:t>10. “Could you show us the way?” we said to the man. → ______________________________</w:t>
       </w:r>
     </w:p>
     <w:p>
       <w:pPr>
         <w:pStyle w:val="Heading1"/>
+        <w:spacing w:before="240"/>
       </w:pPr>
       <w:r>
         <w:t>PHẦN 6. ADVISE / WARN / REMIND / INVITE (10 điểm)</w:t>
       </w:r>
     </w:p>
     <w:p>
-      <w:r>
+      <w:pPr>
+        <w:keepNext/>
+        <w:spacing w:before="120" w:after="60"/>
+        <w:rPr>
+          <w:color w:val="000000"/>
+        </w:rPr>
+      </w:pPr>
+      <w:r>
+        <w:rPr>
+          <w:color w:val="000000"/>
+        </w:rPr>
         <w:t>1. “You should exercise more,” the doctor said to me. → ______________________________</w:t>
       </w:r>
     </w:p>
     <w:p>
-      <w:r>
+      <w:pPr>
+        <w:keepNext/>
+        <w:spacing w:before="120" w:after="60"/>
+        <w:rPr>
+          <w:color w:val="000000"/>
+        </w:rPr>
+      </w:pPr>
+      <w:r>
+        <w:rPr>
+          <w:color w:val="000000"/>
+        </w:rPr>
         <w:t>2. “Don't walk alone at night,” Lan said to Mai. → ______________________________</w:t>
       </w:r>
     </w:p>
     <w:p>
-      <w:r>
+      <w:pPr>
+        <w:keepNext/>
+        <w:spacing w:before="120" w:after="60"/>
+        <w:rPr>
+          <w:color w:val="000000"/>
+        </w:rPr>
+      </w:pPr>
+      <w:r>
+        <w:rPr>
+          <w:color w:val="000000"/>
+        </w:rPr>
         <w:t>3. “Remember to submit the report,” the manager said to us. → ______________________________</w:t>
       </w:r>
     </w:p>
     <w:p>
-      <w:r>
+      <w:pPr>
+        <w:keepNext/>
+        <w:spacing w:before="120" w:after="60"/>
+        <w:rPr>
+          <w:color w:val="000000"/>
+        </w:rPr>
+      </w:pPr>
+      <w:r>
+        <w:rPr>
+          <w:color w:val="000000"/>
+        </w:rPr>
         <w:t>4. “Come to my birthday party,” Hoa said to Lan. → ______________________________</w:t>
       </w:r>
     </w:p>
     <w:p>
-      <w:r>
+      <w:pPr>
+        <w:keepNext/>
+        <w:spacing w:before="120" w:after="60"/>
+        <w:rPr>
+          <w:color w:val="000000"/>
+        </w:rPr>
+      </w:pPr>
+      <w:r>
+        <w:rPr>
+          <w:color w:val="000000"/>
+        </w:rPr>
         <w:t>5. “You should not eat so much sugar,” my mother said. → ______________________________</w:t>
       </w:r>
     </w:p>
     <w:p>
-      <w:r>
+      <w:pPr>
+        <w:keepNext/>
+        <w:spacing w:before="120" w:after="60"/>
+        <w:rPr>
+          <w:color w:val="000000"/>
+        </w:rPr>
+      </w:pPr>
+      <w:r>
+        <w:rPr>
+          <w:color w:val="000000"/>
+        </w:rPr>
         <w:t>6. “Don't go near the fire,” the firefighter said to us. → ______________________________</w:t>
       </w:r>
     </w:p>
     <w:p>
-      <w:r>
+      <w:pPr>
+        <w:keepNext/>
+        <w:spacing w:before="120" w:after="60"/>
+        <w:rPr>
+          <w:color w:val="000000"/>
+        </w:rPr>
+      </w:pPr>
+      <w:r>
+        <w:rPr>
+          <w:color w:val="000000"/>
+        </w:rPr>
         <w:t>7. “Remember to call your father,” Mai said to Nam. → ______________________________</w:t>
       </w:r>
     </w:p>
     <w:p>
-      <w:r>
+      <w:pPr>
+        <w:keepNext/>
+        <w:spacing w:before="120" w:after="60"/>
+        <w:rPr>
+          <w:color w:val="000000"/>
+        </w:rPr>
+      </w:pPr>
+      <w:r>
+        <w:rPr>
+          <w:color w:val="000000"/>
+        </w:rPr>
         <w:t>8. “Join us for lunch,” Lan said to me. → ______________________________</w:t>
       </w:r>
     </w:p>
     <w:p>
-      <w:r>
+      <w:pPr>
+        <w:keepNext/>
+        <w:spacing w:before="120" w:after="60"/>
+        <w:rPr>
+          <w:color w:val="000000"/>
+        </w:rPr>
+      </w:pPr>
+      <w:r>
+        <w:rPr>
+          <w:color w:val="000000"/>
+        </w:rPr>
         <w:t>9. “You should see a dentist,” he said to me. → ______________________________</w:t>
       </w:r>
     </w:p>
     <w:p>
-      <w:r>
+      <w:pPr>
+        <w:keepNext/>
+        <w:spacing w:before="120" w:after="60"/>
+        <w:rPr>
+          <w:color w:val="000000"/>
+        </w:rPr>
+      </w:pPr>
+      <w:r>
+        <w:rPr>
+          <w:color w:val="000000"/>
+        </w:rPr>
         <w:t>10. “Don't share your password,” the teacher said to students. → ______________________________</w:t>
       </w:r>
     </w:p>
     <w:p>
       <w:pPr>
         <w:pStyle w:val="Heading1"/>
+        <w:spacing w:before="240"/>
       </w:pPr>
       <w:r>
         <w:t>PHẦN 7. TƯỜNG THUẬT CÂU VỚI LET'S / LET ME (10 điểm)</w:t>
       </w:r>
     </w:p>
     <w:p>
-      <w:r>
+      <w:pPr>
+        <w:keepNext/>
+        <w:spacing w:before="120" w:after="60"/>
+        <w:rPr>
+          <w:color w:val="000000"/>
+        </w:rPr>
+      </w:pPr>
+      <w:r>
+        <w:rPr>
+          <w:color w:val="000000"/>
+        </w:rPr>
         <w:t>1. “Let's go home,” Lan said. → ______________________________</w:t>
       </w:r>
     </w:p>
     <w:p>
-      <w:r>
+      <w:pPr>
+        <w:keepNext/>
+        <w:spacing w:before="120" w:after="60"/>
+        <w:rPr>
+          <w:color w:val="000000"/>
+        </w:rPr>
+      </w:pPr>
+      <w:r>
+        <w:rPr>
+          <w:color w:val="000000"/>
+        </w:rPr>
         <w:t>2. “Let's take a break,” the teacher said. → ______________________________</w:t>
       </w:r>
     </w:p>
     <w:p>
-      <w:r>
+      <w:pPr>
+        <w:keepNext/>
+        <w:spacing w:before="120" w:after="60"/>
+        <w:rPr>
+          <w:color w:val="000000"/>
+        </w:rPr>
+      </w:pPr>
+      <w:r>
+        <w:rPr>
+          <w:color w:val="000000"/>
+        </w:rPr>
         <w:t>3. “Let's not argue,” Nam said. → ______________________________</w:t>
       </w:r>
     </w:p>
     <w:p>
-      <w:r>
+      <w:pPr>
+        <w:keepNext/>
+        <w:spacing w:before="120" w:after="60"/>
+        <w:rPr>
+          <w:color w:val="000000"/>
+        </w:rPr>
+      </w:pPr>
+      <w:r>
+        <w:rPr>
+          <w:color w:val="000000"/>
+        </w:rPr>
         <w:t>4. “Let's meet tomorrow,” Mai said. → ______________________________</w:t>
       </w:r>
     </w:p>
     <w:p>
-      <w:r>
+      <w:pPr>
+        <w:keepNext/>
+        <w:spacing w:before="120" w:after="60"/>
+        <w:rPr>
+          <w:color w:val="000000"/>
+        </w:rPr>
+      </w:pPr>
+      <w:r>
+        <w:rPr>
+          <w:color w:val="000000"/>
+        </w:rPr>
         <w:t>5. “Let me help you,” Lan said to me. → ______________________________</w:t>
       </w:r>
     </w:p>
     <w:p>
-      <w:r>
+      <w:pPr>
+        <w:keepNext/>
+        <w:spacing w:before="120" w:after="60"/>
+        <w:rPr>
+          <w:color w:val="000000"/>
+        </w:rPr>
+      </w:pPr>
+      <w:r>
+        <w:rPr>
+          <w:color w:val="000000"/>
+        </w:rPr>
         <w:t>6. “Let me carry the box,” Nam said. → ______________________________</w:t>
       </w:r>
     </w:p>
     <w:p>
-      <w:r>
+      <w:pPr>
+        <w:keepNext/>
+        <w:spacing w:before="120" w:after="60"/>
+        <w:rPr>
+          <w:color w:val="000000"/>
+        </w:rPr>
+      </w:pPr>
+      <w:r>
+        <w:rPr>
+          <w:color w:val="000000"/>
+        </w:rPr>
         <w:t>7. “Let's watch a film,” Hoa said. → ______________________________</w:t>
       </w:r>
     </w:p>
     <w:p>
-      <w:r>
+      <w:pPr>
+        <w:keepNext/>
+        <w:spacing w:before="120" w:after="60"/>
+        <w:rPr>
+          <w:color w:val="000000"/>
+        </w:rPr>
+      </w:pPr>
+      <w:r>
+        <w:rPr>
+          <w:color w:val="000000"/>
+        </w:rPr>
         <w:t>8. “Let's not be late,” he said. → ______________________________</w:t>
       </w:r>
     </w:p>
     <w:p>
-      <w:r>
+      <w:pPr>
+        <w:keepNext/>
+        <w:spacing w:before="120" w:after="60"/>
+        <w:rPr>
+          <w:color w:val="000000"/>
+        </w:rPr>
+      </w:pPr>
+      <w:r>
+        <w:rPr>
+          <w:color w:val="000000"/>
+        </w:rPr>
         <w:t>9. “Let me pay for dinner,” Tom said. → ______________________________</w:t>
       </w:r>
     </w:p>
     <w:p>
-      <w:r>
+      <w:pPr>
+        <w:keepNext/>
+        <w:spacing w:before="120" w:after="60"/>
+        <w:rPr>
+          <w:color w:val="000000"/>
+        </w:rPr>
+      </w:pPr>
+      <w:r>
+        <w:rPr>
+          <w:color w:val="000000"/>
+        </w:rPr>
         <w:t>10. “Let's invite Mai,” Lan said. → ______________________________</w:t>
       </w:r>
     </w:p>
     <w:p>
       <w:pPr>
         <w:pStyle w:val="Heading1"/>
+        <w:spacing w:before="240"/>
       </w:pPr>
       <w:r>
         <w:t>PHẦN 8. SỬA LỖI SAI (10 điểm)</w:t>
       </w:r>
     </w:p>
     <w:p>
-      <w:r>
+      <w:pPr>
+        <w:keepNext/>
+        <w:spacing w:before="120" w:after="60"/>
+        <w:rPr>
+          <w:color w:val="000000"/>
+        </w:rPr>
+      </w:pPr>
+      <w:r>
+        <w:rPr>
+          <w:color w:val="000000"/>
+        </w:rPr>
         <w:t>1. She said me to wait. → ______________________________</w:t>
       </w:r>
     </w:p>
     <w:p>
-      <w:r>
+      <w:pPr>
+        <w:keepNext/>
+        <w:spacing w:before="120" w:after="60"/>
+        <w:rPr>
+          <w:color w:val="000000"/>
+        </w:rPr>
+      </w:pPr>
+      <w:r>
+        <w:rPr>
+          <w:color w:val="000000"/>
+        </w:rPr>
         <w:t>2. He told to me to sit down. → ______________________________</w:t>
       </w:r>
     </w:p>
     <w:p>
-      <w:r>
+      <w:pPr>
+        <w:keepNext/>
+        <w:spacing w:before="120" w:after="60"/>
+        <w:rPr>
+          <w:color w:val="000000"/>
+        </w:rPr>
+      </w:pPr>
+      <w:r>
+        <w:rPr>
+          <w:color w:val="000000"/>
+        </w:rPr>
         <w:t>3. She asked me don't leave. → ______________________________</w:t>
       </w:r>
     </w:p>
     <w:p>
-      <w:r>
+      <w:pPr>
+        <w:keepNext/>
+        <w:spacing w:before="120" w:after="60"/>
+        <w:rPr>
+          <w:color w:val="000000"/>
+        </w:rPr>
+      </w:pPr>
+      <w:r>
+        <w:rPr>
+          <w:color w:val="000000"/>
+        </w:rPr>
         <w:t>4. The teacher suggested us to study. → ______________________________</w:t>
       </w:r>
     </w:p>
     <w:p>
-      <w:r>
+      <w:pPr>
+        <w:keepNext/>
+        <w:spacing w:before="120" w:after="60"/>
+        <w:rPr>
+          <w:color w:val="000000"/>
+        </w:rPr>
+      </w:pPr>
+      <w:r>
+        <w:rPr>
+          <w:color w:val="000000"/>
+        </w:rPr>
         <w:t>5. He advised that me to rest. → ______________________________</w:t>
       </w:r>
     </w:p>
     <w:p>
-      <w:r>
+      <w:pPr>
+        <w:keepNext/>
+        <w:spacing w:before="120" w:after="60"/>
+        <w:rPr>
+          <w:color w:val="000000"/>
+        </w:rPr>
+      </w:pPr>
+      <w:r>
+        <w:rPr>
+          <w:color w:val="000000"/>
+        </w:rPr>
         <w:t>6. Lan told me to bring your bag. → ______________________________</w:t>
       </w:r>
     </w:p>
     <w:p>
-      <w:r>
+      <w:pPr>
+        <w:keepNext/>
+        <w:spacing w:before="120" w:after="60"/>
+        <w:rPr>
+          <w:color w:val="000000"/>
+        </w:rPr>
+      </w:pPr>
+      <w:r>
+        <w:rPr>
+          <w:color w:val="000000"/>
+        </w:rPr>
         <w:t>7. The guard ordered us don't enter. → ______________________________</w:t>
       </w:r>
     </w:p>
     <w:p>
-      <w:r>
+      <w:pPr>
+        <w:keepNext/>
+        <w:spacing w:before="120" w:after="60"/>
+        <w:rPr>
+          <w:color w:val="000000"/>
+        </w:rPr>
+      </w:pPr>
+      <w:r>
+        <w:rPr>
+          <w:color w:val="000000"/>
+        </w:rPr>
         <w:t>8. Mai reminded to me to call Lan. → ______________________________</w:t>
       </w:r>
     </w:p>
     <w:p>
-      <w:r>
+      <w:pPr>
+        <w:keepNext/>
+        <w:spacing w:before="120" w:after="60"/>
+        <w:rPr>
+          <w:color w:val="000000"/>
+        </w:rPr>
+      </w:pPr>
+      <w:r>
+        <w:rPr>
+          <w:color w:val="000000"/>
+        </w:rPr>
         <w:t>9. Hoa invited me come to her party. → ______________________________</w:t>
       </w:r>
     </w:p>
     <w:p>
-      <w:r>
+      <w:pPr>
+        <w:keepNext/>
+        <w:spacing w:before="120" w:after="60"/>
+        <w:rPr>
+          <w:color w:val="000000"/>
+        </w:rPr>
+      </w:pPr>
+      <w:r>
+        <w:rPr>
+          <w:color w:val="000000"/>
+        </w:rPr>
         <w:t>10. Nam offered helping me. → ______________________________</w:t>
       </w:r>
     </w:p>
     <w:p>
       <w:pPr>
         <w:pStyle w:val="Heading1"/>
+        <w:spacing w:before="240"/>
       </w:pPr>
       <w:r>
         <w:t>PHẦN 9. ĐỌC HIỂU (10 điểm)</w:t>
       </w:r>
     </w:p>
     <w:p>
-      <w:r>
+      <w:pPr>
+        <w:rPr>
+          <w:color w:val="000000"/>
+        </w:rPr>
+      </w:pPr>
+      <w:r>
+        <w:rPr>
+          <w:color w:val="000000"/>
+        </w:rPr>
         <w:t>Đọc đoạn văn:</w:t>
       </w:r>
     </w:p>
     <w:p>
-      <w:r>
+      <w:pPr>
+        <w:rPr>
+          <w:color w:val="000000"/>
+        </w:rPr>
+      </w:pPr>
+      <w:r>
+        <w:rPr>
+          <w:color w:val="000000"/>
+        </w:rPr>
         <w:t>Before a school trip, the teacher told the students to arrive at 6:30 and asked them to bring their ID cards. She reminded them to pack water and warned them not to bring valuable items. The bus driver asked everyone to wear a seat belt and told them not to stand while the bus was moving. At the museum, the guide invited the group to ask questions but warned them not to touch the exhibits.</w:t>
       </w:r>
     </w:p>
     <w:p>
-      <w:r>
+      <w:pPr>
+        <w:rPr>
+          <w:color w:val="000000"/>
+        </w:rPr>
+      </w:pPr>
+      <w:r>
+        <w:rPr>
+          <w:color w:val="000000"/>
+        </w:rPr>
         <w:t>Trả lời câu hỏi:</w:t>
       </w:r>
     </w:p>
     <w:p>
-      <w:r>
+      <w:pPr>
+        <w:keepNext/>
+        <w:spacing w:before="120" w:after="60"/>
+        <w:rPr>
+          <w:color w:val="000000"/>
+        </w:rPr>
+      </w:pPr>
+      <w:r>
+        <w:rPr>
+          <w:color w:val="000000"/>
+        </w:rPr>
         <w:t>1. What time did students have to arrive?</w:t>
       </w:r>
     </w:p>
     <w:p>
-      <w:r>
+      <w:pPr>
+        <w:keepNext/>
+        <w:spacing w:before="120" w:after="60"/>
+        <w:rPr>
+          <w:color w:val="000000"/>
+        </w:rPr>
+      </w:pPr>
+      <w:r>
+        <w:rPr>
+          <w:color w:val="000000"/>
+        </w:rPr>
         <w:t>2. What did the teacher ask them to bring?</w:t>
       </w:r>
     </w:p>
     <w:p>
-      <w:r>
+      <w:pPr>
+        <w:keepNext/>
+        <w:spacing w:before="120" w:after="60"/>
+        <w:rPr>
+          <w:color w:val="000000"/>
+        </w:rPr>
+      </w:pPr>
+      <w:r>
+        <w:rPr>
+          <w:color w:val="000000"/>
+        </w:rPr>
         <w:t>3. What did she remind them to pack?</w:t>
       </w:r>
     </w:p>
     <w:p>
-      <w:r>
+      <w:pPr>
+        <w:keepNext/>
+        <w:spacing w:before="120" w:after="60"/>
+        <w:rPr>
+          <w:color w:val="000000"/>
+        </w:rPr>
+      </w:pPr>
+      <w:r>
+        <w:rPr>
+          <w:color w:val="000000"/>
+        </w:rPr>
         <w:t>4. What did she warn them not to bring?</w:t>
       </w:r>
     </w:p>
     <w:p>
-      <w:r>
+      <w:pPr>
+        <w:keepNext/>
+        <w:spacing w:before="120" w:after="60"/>
+        <w:rPr>
+          <w:color w:val="000000"/>
+        </w:rPr>
+      </w:pPr>
+      <w:r>
+        <w:rPr>
+          <w:color w:val="000000"/>
+        </w:rPr>
         <w:t>5. What did the driver ask everyone to wear?</w:t>
       </w:r>
     </w:p>
     <w:p>
-      <w:r>
+      <w:pPr>
+        <w:keepNext/>
+        <w:spacing w:before="120" w:after="60"/>
+        <w:rPr>
+          <w:color w:val="000000"/>
+        </w:rPr>
+      </w:pPr>
+      <w:r>
+        <w:rPr>
+          <w:color w:val="000000"/>
+        </w:rPr>
         <w:t>6. What did he tell them not to do?</w:t>
       </w:r>
     </w:p>
     <w:p>
-      <w:r>
+      <w:pPr>
+        <w:keepNext/>
+        <w:spacing w:before="120" w:after="60"/>
+        <w:rPr>
+          <w:color w:val="000000"/>
+        </w:rPr>
+      </w:pPr>
+      <w:r>
+        <w:rPr>
+          <w:color w:val="000000"/>
+        </w:rPr>
         <w:t>7. When must they not stand?</w:t>
       </w:r>
     </w:p>
     <w:p>
-      <w:r>
+      <w:pPr>
+        <w:keepNext/>
+        <w:spacing w:before="120" w:after="60"/>
+        <w:rPr>
+          <w:color w:val="000000"/>
+        </w:rPr>
+      </w:pPr>
+      <w:r>
+        <w:rPr>
+          <w:color w:val="000000"/>
+        </w:rPr>
         <w:t>8. Who spoke to them at the museum?</w:t>
       </w:r>
     </w:p>
     <w:p>
-      <w:r>
+      <w:pPr>
+        <w:keepNext/>
+        <w:spacing w:before="120" w:after="60"/>
+        <w:rPr>
+          <w:color w:val="000000"/>
+        </w:rPr>
+      </w:pPr>
+      <w:r>
+        <w:rPr>
+          <w:color w:val="000000"/>
+        </w:rPr>
         <w:t>9. What were they invited to do?</w:t>
       </w:r>
     </w:p>
     <w:p>
-      <w:r>
+      <w:pPr>
+        <w:keepNext/>
+        <w:spacing w:before="120" w:after="60"/>
+        <w:rPr>
+          <w:color w:val="000000"/>
+        </w:rPr>
+      </w:pPr>
+      <w:r>
+        <w:rPr>
+          <w:color w:val="000000"/>
+        </w:rPr>
         <w:t>10. What were they warned not to touch?</w:t>
       </w:r>
     </w:p>
     <w:p>
       <w:pPr>
         <w:pStyle w:val="Heading1"/>
+        <w:spacing w:before="240"/>
       </w:pPr>
       <w:r>
         <w:t>PHẦN 10. VIẾT CÂU TƯỜNG THUẬT HOÀN CHỈNH (10 điểm)</w:t>
       </w:r>
     </w:p>
     <w:p>
-      <w:r>
+      <w:pPr>
+        <w:keepNext/>
+        <w:spacing w:before="120" w:after="60"/>
+        <w:rPr>
+          <w:color w:val="000000"/>
+        </w:rPr>
+      </w:pPr>
+      <w:r>
+        <w:rPr>
+          <w:color w:val="000000"/>
+        </w:rPr>
         <w:t>1. Lan to me: “Wait here.” → ______________________________</w:t>
       </w:r>
     </w:p>
     <w:p>
-      <w:r>
+      <w:pPr>
+        <w:keepNext/>
+        <w:spacing w:before="120" w:after="60"/>
+        <w:rPr>
+          <w:color w:val="000000"/>
+        </w:rPr>
+      </w:pPr>
+      <w:r>
+        <w:rPr>
+          <w:color w:val="000000"/>
+        </w:rPr>
         <w:t>2. Nam to Lan: “Don't leave.” → ______________________________</w:t>
       </w:r>
     </w:p>
     <w:p>
-      <w:r>
+      <w:pPr>
+        <w:keepNext/>
+        <w:spacing w:before="120" w:after="60"/>
+        <w:rPr>
+          <w:color w:val="000000"/>
+        </w:rPr>
+      </w:pPr>
+      <w:r>
+        <w:rPr>
+          <w:color w:val="000000"/>
+        </w:rPr>
         <w:t>3. Mai to me: “Please help me.” → ______________________________</w:t>
       </w:r>
     </w:p>
     <w:p>
-      <w:r>
+      <w:pPr>
+        <w:keepNext/>
+        <w:spacing w:before="120" w:after="60"/>
+        <w:rPr>
+          <w:color w:val="000000"/>
+        </w:rPr>
+      </w:pPr>
+      <w:r>
+        <w:rPr>
+          <w:color w:val="000000"/>
+        </w:rPr>
         <w:t>4. Doctor to Nam: “Get more rest.” → ______________________________</w:t>
       </w:r>
     </w:p>
     <w:p>
-      <w:r>
+      <w:pPr>
+        <w:keepNext/>
+        <w:spacing w:before="120" w:after="60"/>
+        <w:rPr>
+          <w:color w:val="000000"/>
+        </w:rPr>
+      </w:pPr>
+      <w:r>
+        <w:rPr>
+          <w:color w:val="000000"/>
+        </w:rPr>
         <w:t>5. Guard to us: “Don't enter.” → ______________________________</w:t>
       </w:r>
     </w:p>
     <w:p>
-      <w:r>
+      <w:pPr>
+        <w:keepNext/>
+        <w:spacing w:before="120" w:after="60"/>
+        <w:rPr>
+          <w:color w:val="000000"/>
+        </w:rPr>
+      </w:pPr>
+      <w:r>
+        <w:rPr>
+          <w:color w:val="000000"/>
+        </w:rPr>
         <w:t>6. Mother to me: “Remember to call.” → ______________________________</w:t>
       </w:r>
     </w:p>
     <w:p>
-      <w:r>
+      <w:pPr>
+        <w:keepNext/>
+        <w:spacing w:before="120" w:after="60"/>
+        <w:rPr>
+          <w:color w:val="000000"/>
+        </w:rPr>
+      </w:pPr>
+      <w:r>
+        <w:rPr>
+          <w:color w:val="000000"/>
+        </w:rPr>
         <w:t>7. Hoa to Lan: “Come to my party.” → ______________________________</w:t>
       </w:r>
     </w:p>
     <w:p>
-      <w:r>
+      <w:pPr>
+        <w:keepNext/>
+        <w:spacing w:before="120" w:after="60"/>
+        <w:rPr>
+          <w:color w:val="000000"/>
+        </w:rPr>
+      </w:pPr>
+      <w:r>
+        <w:rPr>
+          <w:color w:val="000000"/>
+        </w:rPr>
         <w:t>8. Teacher: “Let's start.” → ______________________________</w:t>
       </w:r>
     </w:p>
     <w:p>
-      <w:r>
+      <w:pPr>
+        <w:keepNext/>
+        <w:spacing w:before="120" w:after="60"/>
+        <w:rPr>
+          <w:color w:val="000000"/>
+        </w:rPr>
+      </w:pPr>
+      <w:r>
+        <w:rPr>
+          <w:color w:val="000000"/>
+        </w:rPr>
         <w:t>9. Nam: “Let me carry your bag.” → ______________________________</w:t>
       </w:r>
     </w:p>
     <w:p>
-      <w:r>
+      <w:pPr>
+        <w:keepNext/>
+        <w:spacing w:before="120" w:after="60"/>
+        <w:rPr>
+          <w:color w:val="000000"/>
+        </w:rPr>
+      </w:pPr>
+      <w:r>
+        <w:rPr>
+          <w:color w:val="000000"/>
+        </w:rPr>
         <w:t>10. Officer to everyone: “Leave the building now.” → ______________________________</w:t>
       </w:r>
     </w:p>
     <w:p>
       <w:pPr>
         <w:spacing w:after="160"/>
-      </w:pPr>
-      <w:r>
+        <w:rPr>
+          <w:color w:val="000000"/>
+        </w:rPr>
+      </w:pPr>
+      <w:r>
+        <w:rPr>
+          <w:color w:val="000000"/>
+        </w:rPr>
         <w:br w:type="page"/>
       </w:r>
     </w:p>
     <w:p>
       <w:pPr>
         <w:pStyle w:val="Title"/>
+        <w:keepNext/>
+        <w:pageBreakBefore/>
+        <w:spacing w:after="240"/>
         <w:jc w:val="center"/>
         <w:rPr>
           <w:rFonts w:ascii="Arial" w:hAnsi="Arial" w:cs="Arial"/>
           <w:b/>
+          <w:color w:val="000000"/>
           <w:sz w:val="32"/>
         </w:rPr>
       </w:pPr>
@@ -667,6 +1732,7 @@
         <w:rPr>
           <w:rFonts w:ascii="Arial" w:hAnsi="Arial" w:cs="Arial"/>
           <w:b/>
+          <w:color w:val="000000"/>
           <w:sz w:val="32"/>
         </w:rPr>
         <w:t>ĐÁP ÁN</w:t>
@@ -675,18 +1741,22 @@
     <w:p>
       <w:pPr>
         <w:pStyle w:val="Title"/>
+        <w:keepNext/>
+        <w:spacing w:after="240"/>
         <w:jc w:val="center"/>
         <w:rPr>
           <w:rFonts w:ascii="Arial" w:hAnsi="Arial" w:cs="Arial"/>
           <w:b/>
-          <w:sz w:val="36"/>
+          <w:color w:val="000000"/>
+          <w:sz w:val="30"/>
         </w:rPr>
       </w:pPr>
       <w:r>
         <w:rPr>
           <w:rFonts w:ascii="Arial" w:hAnsi="Arial" w:cs="Arial"/>
           <w:b/>
-          <w:sz w:val="36"/>
+          <w:color w:val="000000"/>
+          <w:sz w:val="30"/>
         </w:rPr>
         <w:t>BÀI TẬP NGÀY 56 – MỆNH LỆNH VÀ YÊU CẦU TƯỜNG THUẬT</w:t>
       </w:r>
@@ -694,584 +1764,1500 @@
     <w:p>
       <w:pPr>
         <w:pStyle w:val="Heading1"/>
+        <w:spacing w:before="0"/>
       </w:pPr>
       <w:r>
         <w:t>PHẦN 1</w:t>
       </w:r>
     </w:p>
     <w:p>
-      <w:r>
+      <w:pPr>
+        <w:spacing w:after="160"/>
+        <w:rPr>
+          <w:color w:val="000000"/>
+        </w:rPr>
+      </w:pPr>
+      <w:r>
+        <w:rPr>
+          <w:color w:val="000000"/>
+        </w:rPr>
         <w:t>1. B</w:t>
       </w:r>
     </w:p>
     <w:p>
-      <w:r>
+      <w:pPr>
+        <w:spacing w:after="160"/>
+        <w:rPr>
+          <w:color w:val="000000"/>
+        </w:rPr>
+      </w:pPr>
+      <w:r>
+        <w:rPr>
+          <w:color w:val="000000"/>
+        </w:rPr>
         <w:t>2. A</w:t>
       </w:r>
     </w:p>
     <w:p>
-      <w:r>
+      <w:pPr>
+        <w:spacing w:after="160"/>
+        <w:rPr>
+          <w:color w:val="000000"/>
+        </w:rPr>
+      </w:pPr>
+      <w:r>
+        <w:rPr>
+          <w:color w:val="000000"/>
+        </w:rPr>
         <w:t>3. A</w:t>
       </w:r>
     </w:p>
     <w:p>
-      <w:r>
+      <w:pPr>
+        <w:spacing w:after="160"/>
+        <w:rPr>
+          <w:color w:val="000000"/>
+        </w:rPr>
+      </w:pPr>
+      <w:r>
+        <w:rPr>
+          <w:color w:val="000000"/>
+        </w:rPr>
         <w:t>4. B</w:t>
       </w:r>
     </w:p>
     <w:p>
-      <w:r>
+      <w:pPr>
+        <w:spacing w:after="160"/>
+        <w:rPr>
+          <w:color w:val="000000"/>
+        </w:rPr>
+      </w:pPr>
+      <w:r>
+        <w:rPr>
+          <w:color w:val="000000"/>
+        </w:rPr>
         <w:t>5. C</w:t>
       </w:r>
     </w:p>
     <w:p>
-      <w:r>
+      <w:pPr>
+        <w:spacing w:after="160"/>
+        <w:rPr>
+          <w:color w:val="000000"/>
+        </w:rPr>
+      </w:pPr>
+      <w:r>
+        <w:rPr>
+          <w:color w:val="000000"/>
+        </w:rPr>
         <w:t>6. A</w:t>
       </w:r>
     </w:p>
     <w:p>
-      <w:r>
+      <w:pPr>
+        <w:spacing w:after="160"/>
+        <w:rPr>
+          <w:color w:val="000000"/>
+        </w:rPr>
+      </w:pPr>
+      <w:r>
+        <w:rPr>
+          <w:color w:val="000000"/>
+        </w:rPr>
         <w:t>7. B</w:t>
       </w:r>
     </w:p>
     <w:p>
-      <w:r>
+      <w:pPr>
+        <w:spacing w:after="160"/>
+        <w:rPr>
+          <w:color w:val="000000"/>
+        </w:rPr>
+      </w:pPr>
+      <w:r>
+        <w:rPr>
+          <w:color w:val="000000"/>
+        </w:rPr>
         <w:t>8. B</w:t>
       </w:r>
     </w:p>
     <w:p>
-      <w:r>
+      <w:pPr>
+        <w:spacing w:after="160"/>
+        <w:rPr>
+          <w:color w:val="000000"/>
+        </w:rPr>
+      </w:pPr>
+      <w:r>
+        <w:rPr>
+          <w:color w:val="000000"/>
+        </w:rPr>
         <w:t>9. C</w:t>
       </w:r>
     </w:p>
     <w:p>
-      <w:r>
+      <w:pPr>
+        <w:spacing w:after="160"/>
+        <w:rPr>
+          <w:color w:val="000000"/>
+        </w:rPr>
+      </w:pPr>
+      <w:r>
+        <w:rPr>
+          <w:color w:val="000000"/>
+        </w:rPr>
         <w:t>10. A</w:t>
       </w:r>
     </w:p>
     <w:p>
       <w:pPr>
         <w:pStyle w:val="Heading1"/>
+        <w:spacing w:before="240"/>
       </w:pPr>
       <w:r>
         <w:t>PHẦN 2</w:t>
       </w:r>
     </w:p>
     <w:p>
-      <w:r>
+      <w:pPr>
+        <w:spacing w:after="160"/>
+        <w:rPr>
+          <w:color w:val="000000"/>
+        </w:rPr>
+      </w:pPr>
+      <w:r>
+        <w:rPr>
+          <w:color w:val="000000"/>
+        </w:rPr>
         <w:t>1. asked</w:t>
       </w:r>
     </w:p>
     <w:p>
-      <w:r>
+      <w:pPr>
+        <w:spacing w:after="160"/>
+        <w:rPr>
+          <w:color w:val="000000"/>
+        </w:rPr>
+      </w:pPr>
+      <w:r>
+        <w:rPr>
+          <w:color w:val="000000"/>
+        </w:rPr>
         <w:t>2. ordered</w:t>
       </w:r>
     </w:p>
     <w:p>
-      <w:r>
+      <w:pPr>
+        <w:spacing w:after="160"/>
+        <w:rPr>
+          <w:color w:val="000000"/>
+        </w:rPr>
+      </w:pPr>
+      <w:r>
+        <w:rPr>
+          <w:color w:val="000000"/>
+        </w:rPr>
         <w:t>3. advised</w:t>
       </w:r>
     </w:p>
     <w:p>
-      <w:r>
+      <w:pPr>
+        <w:spacing w:after="160"/>
+        <w:rPr>
+          <w:color w:val="000000"/>
+        </w:rPr>
+      </w:pPr>
+      <w:r>
+        <w:rPr>
+          <w:color w:val="000000"/>
+        </w:rPr>
         <w:t>4. warned</w:t>
       </w:r>
     </w:p>
     <w:p>
-      <w:r>
+      <w:pPr>
+        <w:spacing w:after="160"/>
+        <w:rPr>
+          <w:color w:val="000000"/>
+        </w:rPr>
+      </w:pPr>
+      <w:r>
+        <w:rPr>
+          <w:color w:val="000000"/>
+        </w:rPr>
         <w:t>5. reminded</w:t>
       </w:r>
     </w:p>
     <w:p>
-      <w:r>
+      <w:pPr>
+        <w:spacing w:after="160"/>
+        <w:rPr>
+          <w:color w:val="000000"/>
+        </w:rPr>
+      </w:pPr>
+      <w:r>
+        <w:rPr>
+          <w:color w:val="000000"/>
+        </w:rPr>
         <w:t>6. invited</w:t>
       </w:r>
     </w:p>
     <w:p>
-      <w:r>
+      <w:pPr>
+        <w:spacing w:after="160"/>
+        <w:rPr>
+          <w:color w:val="000000"/>
+        </w:rPr>
+      </w:pPr>
+      <w:r>
+        <w:rPr>
+          <w:color w:val="000000"/>
+        </w:rPr>
         <w:t>7. encouraged</w:t>
       </w:r>
     </w:p>
     <w:p>
-      <w:r>
+      <w:pPr>
+        <w:spacing w:after="160"/>
+        <w:rPr>
+          <w:color w:val="000000"/>
+        </w:rPr>
+      </w:pPr>
+      <w:r>
+        <w:rPr>
+          <w:color w:val="000000"/>
+        </w:rPr>
         <w:t>8. offered</w:t>
       </w:r>
     </w:p>
     <w:p>
-      <w:r>
+      <w:pPr>
+        <w:spacing w:after="160"/>
+        <w:rPr>
+          <w:color w:val="000000"/>
+        </w:rPr>
+      </w:pPr>
+      <w:r>
+        <w:rPr>
+          <w:color w:val="000000"/>
+        </w:rPr>
         <w:t>9. suggested</w:t>
       </w:r>
     </w:p>
     <w:p>
-      <w:r>
+      <w:pPr>
+        <w:spacing w:after="160"/>
+        <w:rPr>
+          <w:color w:val="000000"/>
+        </w:rPr>
+      </w:pPr>
+      <w:r>
+        <w:rPr>
+          <w:color w:val="000000"/>
+        </w:rPr>
         <w:t>10. told</w:t>
       </w:r>
     </w:p>
     <w:p>
       <w:pPr>
         <w:pStyle w:val="Heading1"/>
+        <w:spacing w:before="240"/>
       </w:pPr>
       <w:r>
         <w:t>PHẦN 3</w:t>
       </w:r>
     </w:p>
     <w:p>
-      <w:r>
+      <w:pPr>
+        <w:spacing w:after="160"/>
+        <w:rPr>
+          <w:color w:val="000000"/>
+        </w:rPr>
+      </w:pPr>
+      <w:r>
+        <w:rPr>
+          <w:color w:val="000000"/>
+        </w:rPr>
         <w:t>1. She told me to open the window.</w:t>
       </w:r>
     </w:p>
     <w:p>
-      <w:r>
+      <w:pPr>
+        <w:spacing w:after="160"/>
+        <w:rPr>
+          <w:color w:val="000000"/>
+        </w:rPr>
+      </w:pPr>
+      <w:r>
+        <w:rPr>
+          <w:color w:val="000000"/>
+        </w:rPr>
         <w:t>2. Nam told Lan to wait there.</w:t>
       </w:r>
     </w:p>
     <w:p>
-      <w:r>
+      <w:pPr>
+        <w:spacing w:after="160"/>
+        <w:rPr>
+          <w:color w:val="000000"/>
+        </w:rPr>
+      </w:pPr>
+      <w:r>
+        <w:rPr>
+          <w:color w:val="000000"/>
+        </w:rPr>
         <w:t>3. The teacher told us to write our names.</w:t>
       </w:r>
     </w:p>
     <w:p>
-      <w:r>
+      <w:pPr>
+        <w:spacing w:after="160"/>
+        <w:rPr>
+          <w:color w:val="000000"/>
+        </w:rPr>
+      </w:pPr>
+      <w:r>
+        <w:rPr>
+          <w:color w:val="000000"/>
+        </w:rPr>
         <w:t>4. Mai told Nam to call her the next day.</w:t>
       </w:r>
     </w:p>
     <w:p>
-      <w:r>
+      <w:pPr>
+        <w:spacing w:after="160"/>
+        <w:rPr>
+          <w:color w:val="000000"/>
+        </w:rPr>
+      </w:pPr>
+      <w:r>
+        <w:rPr>
+          <w:color w:val="000000"/>
+        </w:rPr>
         <w:t>5. The officer told me to bring my passport.</w:t>
       </w:r>
     </w:p>
     <w:p>
-      <w:r>
+      <w:pPr>
+        <w:spacing w:after="160"/>
+        <w:rPr>
+          <w:color w:val="000000"/>
+        </w:rPr>
+      </w:pPr>
+      <w:r>
+        <w:rPr>
+          <w:color w:val="000000"/>
+        </w:rPr>
         <w:t>6. The man told us to turn left.</w:t>
       </w:r>
     </w:p>
     <w:p>
-      <w:r>
+      <w:pPr>
+        <w:spacing w:after="160"/>
+        <w:rPr>
+          <w:color w:val="000000"/>
+        </w:rPr>
+      </w:pPr>
+      <w:r>
+        <w:rPr>
+          <w:color w:val="000000"/>
+        </w:rPr>
         <w:t>7. The manager told Lan to finish the work that day.</w:t>
       </w:r>
     </w:p>
     <w:p>
-      <w:r>
+      <w:pPr>
+        <w:spacing w:after="160"/>
+        <w:rPr>
+          <w:color w:val="000000"/>
+        </w:rPr>
+      </w:pPr>
+      <w:r>
+        <w:rPr>
+          <w:color w:val="000000"/>
+        </w:rPr>
         <w:t>8. The teacher told the class to be quiet.</w:t>
       </w:r>
     </w:p>
     <w:p>
-      <w:r>
+      <w:pPr>
+        <w:spacing w:after="160"/>
+        <w:rPr>
+          <w:color w:val="000000"/>
+        </w:rPr>
+      </w:pPr>
+      <w:r>
+        <w:rPr>
+          <w:color w:val="000000"/>
+        </w:rPr>
         <w:t>9. The doctor told me to take that medicine.</w:t>
       </w:r>
     </w:p>
     <w:p>
-      <w:r>
+      <w:pPr>
+        <w:spacing w:after="160"/>
+        <w:rPr>
+          <w:color w:val="000000"/>
+        </w:rPr>
+      </w:pPr>
+      <w:r>
+        <w:rPr>
+          <w:color w:val="000000"/>
+        </w:rPr>
         <w:t>10. My mother told the children to come inside.</w:t>
       </w:r>
     </w:p>
     <w:p>
       <w:pPr>
         <w:pStyle w:val="Heading1"/>
+        <w:spacing w:before="240"/>
       </w:pPr>
       <w:r>
         <w:t>PHẦN 4</w:t>
       </w:r>
     </w:p>
     <w:p>
-      <w:r>
+      <w:pPr>
+        <w:spacing w:after="160"/>
+        <w:rPr>
+          <w:color w:val="000000"/>
+        </w:rPr>
+      </w:pPr>
+      <w:r>
+        <w:rPr>
+          <w:color w:val="000000"/>
+        </w:rPr>
         <w:t>1. She told me not to open the door.</w:t>
       </w:r>
     </w:p>
     <w:p>
-      <w:r>
+      <w:pPr>
+        <w:spacing w:after="160"/>
+        <w:rPr>
+          <w:color w:val="000000"/>
+        </w:rPr>
+      </w:pPr>
+      <w:r>
+        <w:rPr>
+          <w:color w:val="000000"/>
+        </w:rPr>
         <w:t>2. My mother told me not to be late.</w:t>
       </w:r>
     </w:p>
     <w:p>
-      <w:r>
+      <w:pPr>
+        <w:spacing w:after="160"/>
+        <w:rPr>
+          <w:color w:val="000000"/>
+        </w:rPr>
+      </w:pPr>
+      <w:r>
+        <w:rPr>
+          <w:color w:val="000000"/>
+        </w:rPr>
         <w:t>3. The teacher told us not to use our phones.</w:t>
       </w:r>
     </w:p>
     <w:p>
-      <w:r>
+      <w:pPr>
+        <w:spacing w:after="160"/>
+        <w:rPr>
+          <w:color w:val="000000"/>
+        </w:rPr>
+      </w:pPr>
+      <w:r>
+        <w:rPr>
+          <w:color w:val="000000"/>
+        </w:rPr>
         <w:t>4. The guard told Nam not to park there.</w:t>
       </w:r>
     </w:p>
     <w:p>
-      <w:r>
+      <w:pPr>
+        <w:spacing w:after="160"/>
+        <w:rPr>
+          <w:color w:val="000000"/>
+        </w:rPr>
+      </w:pPr>
+      <w:r>
+        <w:rPr>
+          <w:color w:val="000000"/>
+        </w:rPr>
         <w:t>5. Mai reminded Lan not to forget her keys.</w:t>
       </w:r>
     </w:p>
     <w:p>
-      <w:r>
+      <w:pPr>
+        <w:spacing w:after="160"/>
+        <w:rPr>
+          <w:color w:val="000000"/>
+        </w:rPr>
+      </w:pPr>
+      <w:r>
+        <w:rPr>
+          <w:color w:val="000000"/>
+        </w:rPr>
         <w:t>6. The guide told us not to touch the painting.</w:t>
       </w:r>
     </w:p>
     <w:p>
-      <w:r>
+      <w:pPr>
+        <w:spacing w:after="160"/>
+        <w:rPr>
+          <w:color w:val="000000"/>
+        </w:rPr>
+      </w:pPr>
+      <w:r>
+        <w:rPr>
+          <w:color w:val="000000"/>
+        </w:rPr>
         <w:t>7. He told me not to leave then.</w:t>
       </w:r>
     </w:p>
     <w:p>
-      <w:r>
+      <w:pPr>
+        <w:spacing w:after="160"/>
+        <w:rPr>
+          <w:color w:val="000000"/>
+        </w:rPr>
+      </w:pPr>
+      <w:r>
+        <w:rPr>
+          <w:color w:val="000000"/>
+        </w:rPr>
         <w:t>8. The nurse told the visitors not to make noise.</w:t>
       </w:r>
     </w:p>
     <w:p>
-      <w:r>
+      <w:pPr>
+        <w:spacing w:after="160"/>
+        <w:rPr>
+          <w:color w:val="000000"/>
+        </w:rPr>
+      </w:pPr>
+      <w:r>
+        <w:rPr>
+          <w:color w:val="000000"/>
+        </w:rPr>
         <w:t>9. My father told me not to drive fast.</w:t>
       </w:r>
     </w:p>
     <w:p>
-      <w:r>
+      <w:pPr>
+        <w:spacing w:after="160"/>
+        <w:rPr>
+          <w:color w:val="000000"/>
+        </w:rPr>
+      </w:pPr>
+      <w:r>
+        <w:rPr>
+          <w:color w:val="000000"/>
+        </w:rPr>
         <w:t>10. Lan told Nam not to bring those bags.</w:t>
       </w:r>
     </w:p>
     <w:p>
       <w:pPr>
         <w:pStyle w:val="Heading1"/>
+        <w:spacing w:before="240"/>
       </w:pPr>
       <w:r>
         <w:t>PHẦN 5</w:t>
       </w:r>
     </w:p>
     <w:p>
-      <w:r>
+      <w:pPr>
+        <w:spacing w:after="160"/>
+        <w:rPr>
+          <w:color w:val="000000"/>
+        </w:rPr>
+      </w:pPr>
+      <w:r>
+        <w:rPr>
+          <w:color w:val="000000"/>
+        </w:rPr>
         <w:t>1. Lan asked Nam to help her.</w:t>
       </w:r>
     </w:p>
     <w:p>
-      <w:r>
+      <w:pPr>
+        <w:spacing w:after="160"/>
+        <w:rPr>
+          <w:color w:val="000000"/>
+        </w:rPr>
+      </w:pPr>
+      <w:r>
+        <w:rPr>
+          <w:color w:val="000000"/>
+        </w:rPr>
         <w:t>2. The doctor asked me to wait outside.</w:t>
       </w:r>
     </w:p>
     <w:p>
-      <w:r>
+      <w:pPr>
+        <w:spacing w:after="160"/>
+        <w:rPr>
+          <w:color w:val="000000"/>
+        </w:rPr>
+      </w:pPr>
+      <w:r>
+        <w:rPr>
+          <w:color w:val="000000"/>
+        </w:rPr>
         <w:t>3. Mai asked Lan to close the door.</w:t>
       </w:r>
     </w:p>
     <w:p>
-      <w:r>
+      <w:pPr>
+        <w:spacing w:after="160"/>
+        <w:rPr>
+          <w:color w:val="000000"/>
+        </w:rPr>
+      </w:pPr>
+      <w:r>
+        <w:rPr>
+          <w:color w:val="000000"/>
+        </w:rPr>
         <w:t>4. Nam asked Hoa to send him the file.</w:t>
       </w:r>
     </w:p>
     <w:p>
-      <w:r>
+      <w:pPr>
+        <w:spacing w:after="160"/>
+        <w:rPr>
+          <w:color w:val="000000"/>
+        </w:rPr>
+      </w:pPr>
+      <w:r>
+        <w:rPr>
+          <w:color w:val="000000"/>
+        </w:rPr>
         <w:t>5. She asked us not to make noise.</w:t>
       </w:r>
     </w:p>
     <w:p>
-      <w:r>
+      <w:pPr>
+        <w:spacing w:after="160"/>
+        <w:rPr>
+          <w:color w:val="000000"/>
+        </w:rPr>
+      </w:pPr>
+      <w:r>
+        <w:rPr>
+          <w:color w:val="000000"/>
+        </w:rPr>
         <w:t>6. I asked the receptionist to speak slowly.</w:t>
       </w:r>
     </w:p>
     <w:p>
-      <w:r>
+      <w:pPr>
+        <w:spacing w:after="160"/>
+        <w:rPr>
+          <w:color w:val="000000"/>
+        </w:rPr>
+      </w:pPr>
+      <w:r>
+        <w:rPr>
+          <w:color w:val="000000"/>
+        </w:rPr>
         <w:t>7. The guest asked the waiter to bring some water.</w:t>
       </w:r>
     </w:p>
     <w:p>
-      <w:r>
+      <w:pPr>
+        <w:spacing w:after="160"/>
+        <w:rPr>
+          <w:color w:val="000000"/>
+        </w:rPr>
+      </w:pPr>
+      <w:r>
+        <w:rPr>
+          <w:color w:val="000000"/>
+        </w:rPr>
         <w:t>8. Lan asked Nam to call her later.</w:t>
       </w:r>
     </w:p>
     <w:p>
-      <w:r>
+      <w:pPr>
+        <w:spacing w:after="160"/>
+        <w:rPr>
+          <w:color w:val="000000"/>
+        </w:rPr>
+      </w:pPr>
+      <w:r>
+        <w:rPr>
+          <w:color w:val="000000"/>
+        </w:rPr>
         <w:t>9. Mai asked me not to use her computer.</w:t>
       </w:r>
     </w:p>
     <w:p>
-      <w:r>
+      <w:pPr>
+        <w:spacing w:after="160"/>
+        <w:rPr>
+          <w:color w:val="000000"/>
+        </w:rPr>
+      </w:pPr>
+      <w:r>
+        <w:rPr>
+          <w:color w:val="000000"/>
+        </w:rPr>
         <w:t>10. We asked the man to show us the way.</w:t>
       </w:r>
     </w:p>
     <w:p>
       <w:pPr>
         <w:pStyle w:val="Heading1"/>
+        <w:spacing w:before="240"/>
       </w:pPr>
       <w:r>
         <w:t>PHẦN 6</w:t>
       </w:r>
     </w:p>
     <w:p>
-      <w:r>
+      <w:pPr>
+        <w:spacing w:after="160"/>
+        <w:rPr>
+          <w:color w:val="000000"/>
+        </w:rPr>
+      </w:pPr>
+      <w:r>
+        <w:rPr>
+          <w:color w:val="000000"/>
+        </w:rPr>
         <w:t>1. The doctor advised me to exercise more.</w:t>
       </w:r>
     </w:p>
     <w:p>
-      <w:r>
+      <w:pPr>
+        <w:spacing w:after="160"/>
+        <w:rPr>
+          <w:color w:val="000000"/>
+        </w:rPr>
+      </w:pPr>
+      <w:r>
+        <w:rPr>
+          <w:color w:val="000000"/>
+        </w:rPr>
         <w:t>2. Lan warned Mai not to walk alone at night.</w:t>
       </w:r>
     </w:p>
     <w:p>
-      <w:r>
+      <w:pPr>
+        <w:spacing w:after="160"/>
+        <w:rPr>
+          <w:color w:val="000000"/>
+        </w:rPr>
+      </w:pPr>
+      <w:r>
+        <w:rPr>
+          <w:color w:val="000000"/>
+        </w:rPr>
         <w:t>3. The manager reminded us to submit the report.</w:t>
       </w:r>
     </w:p>
     <w:p>
-      <w:r>
+      <w:pPr>
+        <w:spacing w:after="160"/>
+        <w:rPr>
+          <w:color w:val="000000"/>
+        </w:rPr>
+      </w:pPr>
+      <w:r>
+        <w:rPr>
+          <w:color w:val="000000"/>
+        </w:rPr>
         <w:t>4. Hoa invited Lan to her birthday party.</w:t>
       </w:r>
     </w:p>
     <w:p>
-      <w:r>
+      <w:pPr>
+        <w:spacing w:after="160"/>
+        <w:rPr>
+          <w:color w:val="000000"/>
+        </w:rPr>
+      </w:pPr>
+      <w:r>
+        <w:rPr>
+          <w:color w:val="000000"/>
+        </w:rPr>
         <w:t>5. My mother advised me not to eat so much sugar.</w:t>
       </w:r>
     </w:p>
     <w:p>
-      <w:r>
+      <w:pPr>
+        <w:spacing w:after="160"/>
+        <w:rPr>
+          <w:color w:val="000000"/>
+        </w:rPr>
+      </w:pPr>
+      <w:r>
+        <w:rPr>
+          <w:color w:val="000000"/>
+        </w:rPr>
         <w:t>6. The firefighter warned us not to go near the fire.</w:t>
       </w:r>
     </w:p>
     <w:p>
-      <w:r>
+      <w:pPr>
+        <w:spacing w:after="160"/>
+        <w:rPr>
+          <w:color w:val="000000"/>
+        </w:rPr>
+      </w:pPr>
+      <w:r>
+        <w:rPr>
+          <w:color w:val="000000"/>
+        </w:rPr>
         <w:t>7. Mai reminded Nam to call his father.</w:t>
       </w:r>
     </w:p>
     <w:p>
-      <w:r>
+      <w:pPr>
+        <w:spacing w:after="160"/>
+        <w:rPr>
+          <w:color w:val="000000"/>
+        </w:rPr>
+      </w:pPr>
+      <w:r>
+        <w:rPr>
+          <w:color w:val="000000"/>
+        </w:rPr>
         <w:t>8. Lan invited me to join them for lunch.</w:t>
       </w:r>
     </w:p>
     <w:p>
-      <w:r>
+      <w:pPr>
+        <w:spacing w:after="160"/>
+        <w:rPr>
+          <w:color w:val="000000"/>
+        </w:rPr>
+      </w:pPr>
+      <w:r>
+        <w:rPr>
+          <w:color w:val="000000"/>
+        </w:rPr>
         <w:t>9. He advised me to see a dentist.</w:t>
       </w:r>
     </w:p>
     <w:p>
-      <w:r>
+      <w:pPr>
+        <w:spacing w:after="160"/>
+        <w:rPr>
+          <w:color w:val="000000"/>
+        </w:rPr>
+      </w:pPr>
+      <w:r>
+        <w:rPr>
+          <w:color w:val="000000"/>
+        </w:rPr>
         <w:t>10. The teacher warned students not to share their passwords.</w:t>
       </w:r>
     </w:p>
     <w:p>
       <w:pPr>
         <w:pStyle w:val="Heading1"/>
+        <w:spacing w:before="240"/>
       </w:pPr>
       <w:r>
         <w:t>PHẦN 7</w:t>
       </w:r>
     </w:p>
     <w:p>
-      <w:r>
+      <w:pPr>
+        <w:spacing w:after="160"/>
+        <w:rPr>
+          <w:color w:val="000000"/>
+        </w:rPr>
+      </w:pPr>
+      <w:r>
+        <w:rPr>
+          <w:color w:val="000000"/>
+        </w:rPr>
         <w:t>1. Lan suggested going home.</w:t>
       </w:r>
     </w:p>
     <w:p>
-      <w:r>
+      <w:pPr>
+        <w:spacing w:after="160"/>
+        <w:rPr>
+          <w:color w:val="000000"/>
+        </w:rPr>
+      </w:pPr>
+      <w:r>
+        <w:rPr>
+          <w:color w:val="000000"/>
+        </w:rPr>
         <w:t>2. The teacher suggested taking a break.</w:t>
       </w:r>
     </w:p>
     <w:p>
-      <w:r>
+      <w:pPr>
+        <w:spacing w:after="160"/>
+        <w:rPr>
+          <w:color w:val="000000"/>
+        </w:rPr>
+      </w:pPr>
+      <w:r>
+        <w:rPr>
+          <w:color w:val="000000"/>
+        </w:rPr>
         <w:t>3. Nam suggested not arguing.</w:t>
       </w:r>
     </w:p>
     <w:p>
-      <w:r>
+      <w:pPr>
+        <w:spacing w:after="160"/>
+        <w:rPr>
+          <w:color w:val="000000"/>
+        </w:rPr>
+      </w:pPr>
+      <w:r>
+        <w:rPr>
+          <w:color w:val="000000"/>
+        </w:rPr>
         <w:t>4. Mai suggested meeting the next day.</w:t>
       </w:r>
     </w:p>
     <w:p>
-      <w:r>
+      <w:pPr>
+        <w:spacing w:after="160"/>
+        <w:rPr>
+          <w:color w:val="000000"/>
+        </w:rPr>
+      </w:pPr>
+      <w:r>
+        <w:rPr>
+          <w:color w:val="000000"/>
+        </w:rPr>
         <w:t>5. Lan offered to help me.</w:t>
       </w:r>
     </w:p>
     <w:p>
-      <w:r>
+      <w:pPr>
+        <w:spacing w:after="160"/>
+        <w:rPr>
+          <w:color w:val="000000"/>
+        </w:rPr>
+      </w:pPr>
+      <w:r>
+        <w:rPr>
+          <w:color w:val="000000"/>
+        </w:rPr>
         <w:t>6. Nam offered to carry the box.</w:t>
       </w:r>
     </w:p>
     <w:p>
-      <w:r>
+      <w:pPr>
+        <w:spacing w:after="160"/>
+        <w:rPr>
+          <w:color w:val="000000"/>
+        </w:rPr>
+      </w:pPr>
+      <w:r>
+        <w:rPr>
+          <w:color w:val="000000"/>
+        </w:rPr>
         <w:t>7. Hoa suggested watching a film.</w:t>
       </w:r>
     </w:p>
     <w:p>
-      <w:r>
+      <w:pPr>
+        <w:spacing w:after="160"/>
+        <w:rPr>
+          <w:color w:val="000000"/>
+        </w:rPr>
+      </w:pPr>
+      <w:r>
+        <w:rPr>
+          <w:color w:val="000000"/>
+        </w:rPr>
         <w:t>8. He suggested not being late.</w:t>
       </w:r>
     </w:p>
     <w:p>
-      <w:r>
+      <w:pPr>
+        <w:spacing w:after="160"/>
+        <w:rPr>
+          <w:color w:val="000000"/>
+        </w:rPr>
+      </w:pPr>
+      <w:r>
+        <w:rPr>
+          <w:color w:val="000000"/>
+        </w:rPr>
         <w:t>9. Tom offered to pay for dinner.</w:t>
       </w:r>
     </w:p>
     <w:p>
-      <w:r>
+      <w:pPr>
+        <w:spacing w:after="160"/>
+        <w:rPr>
+          <w:color w:val="000000"/>
+        </w:rPr>
+      </w:pPr>
+      <w:r>
+        <w:rPr>
+          <w:color w:val="000000"/>
+        </w:rPr>
         <w:t>10. Lan suggested inviting Mai.</w:t>
       </w:r>
     </w:p>
     <w:p>
       <w:pPr>
         <w:pStyle w:val="Heading1"/>
+        <w:spacing w:before="240"/>
       </w:pPr>
       <w:r>
         <w:t>PHẦN 8</w:t>
       </w:r>
     </w:p>
     <w:p>
-      <w:r>
+      <w:pPr>
+        <w:spacing w:after="160"/>
+        <w:rPr>
+          <w:color w:val="000000"/>
+        </w:rPr>
+      </w:pPr>
+      <w:r>
+        <w:rPr>
+          <w:color w:val="000000"/>
+        </w:rPr>
         <w:t>1. She told/asked me to wait.</w:t>
       </w:r>
     </w:p>
     <w:p>
-      <w:r>
+      <w:pPr>
+        <w:spacing w:after="160"/>
+        <w:rPr>
+          <w:color w:val="000000"/>
+        </w:rPr>
+      </w:pPr>
+      <w:r>
+        <w:rPr>
+          <w:color w:val="000000"/>
+        </w:rPr>
         <w:t>2. He told me to sit down.</w:t>
       </w:r>
     </w:p>
     <w:p>
-      <w:r>
+      <w:pPr>
+        <w:spacing w:after="160"/>
+        <w:rPr>
+          <w:color w:val="000000"/>
+        </w:rPr>
+      </w:pPr>
+      <w:r>
+        <w:rPr>
+          <w:color w:val="000000"/>
+        </w:rPr>
         <w:t>3. She asked me not to leave.</w:t>
       </w:r>
     </w:p>
     <w:p>
-      <w:r>
+      <w:pPr>
+        <w:spacing w:after="160"/>
+        <w:rPr>
+          <w:color w:val="000000"/>
+        </w:rPr>
+      </w:pPr>
+      <w:r>
+        <w:rPr>
+          <w:color w:val="000000"/>
+        </w:rPr>
         <w:t>4. The teacher suggested studying.</w:t>
       </w:r>
     </w:p>
     <w:p>
-      <w:r>
+      <w:pPr>
+        <w:spacing w:after="160"/>
+        <w:rPr>
+          <w:color w:val="000000"/>
+        </w:rPr>
+      </w:pPr>
+      <w:r>
+        <w:rPr>
+          <w:color w:val="000000"/>
+        </w:rPr>
         <w:t>5. He advised me to rest.</w:t>
       </w:r>
     </w:p>
     <w:p>
-      <w:r>
+      <w:pPr>
+        <w:spacing w:after="160"/>
+        <w:rPr>
+          <w:color w:val="000000"/>
+        </w:rPr>
+      </w:pPr>
+      <w:r>
+        <w:rPr>
+          <w:color w:val="000000"/>
+        </w:rPr>
         <w:t>6. Lan told me to bring my bag.</w:t>
       </w:r>
     </w:p>
     <w:p>
-      <w:r>
+      <w:pPr>
+        <w:spacing w:after="160"/>
+        <w:rPr>
+          <w:color w:val="000000"/>
+        </w:rPr>
+      </w:pPr>
+      <w:r>
+        <w:rPr>
+          <w:color w:val="000000"/>
+        </w:rPr>
         <w:t>7. The guard ordered us not to enter.</w:t>
       </w:r>
     </w:p>
     <w:p>
-      <w:r>
+      <w:pPr>
+        <w:spacing w:after="160"/>
+        <w:rPr>
+          <w:color w:val="000000"/>
+        </w:rPr>
+      </w:pPr>
+      <w:r>
+        <w:rPr>
+          <w:color w:val="000000"/>
+        </w:rPr>
         <w:t>8. Mai reminded me to call Lan.</w:t>
       </w:r>
     </w:p>
     <w:p>
-      <w:r>
+      <w:pPr>
+        <w:spacing w:after="160"/>
+        <w:rPr>
+          <w:color w:val="000000"/>
+        </w:rPr>
+      </w:pPr>
+      <w:r>
+        <w:rPr>
+          <w:color w:val="000000"/>
+        </w:rPr>
         <w:t>9. Hoa invited me to come to her party.</w:t>
       </w:r>
     </w:p>
     <w:p>
-      <w:r>
+      <w:pPr>
+        <w:spacing w:after="160"/>
+        <w:rPr>
+          <w:color w:val="000000"/>
+        </w:rPr>
+      </w:pPr>
+      <w:r>
+        <w:rPr>
+          <w:color w:val="000000"/>
+        </w:rPr>
         <w:t>10. Nam offered to help me.</w:t>
       </w:r>
     </w:p>
     <w:p>
       <w:pPr>
         <w:pStyle w:val="Heading1"/>
+        <w:spacing w:before="240"/>
       </w:pPr>
       <w:r>
         <w:t>PHẦN 9</w:t>
       </w:r>
     </w:p>
     <w:p>
-      <w:r>
+      <w:pPr>
+        <w:spacing w:after="160"/>
+        <w:rPr>
+          <w:color w:val="000000"/>
+        </w:rPr>
+      </w:pPr>
+      <w:r>
+        <w:rPr>
+          <w:color w:val="000000"/>
+        </w:rPr>
         <w:t>1. At 6:30.</w:t>
       </w:r>
     </w:p>
     <w:p>
-      <w:r>
+      <w:pPr>
+        <w:spacing w:after="160"/>
+        <w:rPr>
+          <w:color w:val="000000"/>
+        </w:rPr>
+      </w:pPr>
+      <w:r>
+        <w:rPr>
+          <w:color w:val="000000"/>
+        </w:rPr>
         <w:t>2. Their ID cards.</w:t>
       </w:r>
     </w:p>
     <w:p>
-      <w:r>
+      <w:pPr>
+        <w:spacing w:after="160"/>
+        <w:rPr>
+          <w:color w:val="000000"/>
+        </w:rPr>
+      </w:pPr>
+      <w:r>
+        <w:rPr>
+          <w:color w:val="000000"/>
+        </w:rPr>
         <w:t>3. Water.</w:t>
       </w:r>
     </w:p>
     <w:p>
-      <w:r>
+      <w:pPr>
+        <w:spacing w:after="160"/>
+        <w:rPr>
+          <w:color w:val="000000"/>
+        </w:rPr>
+      </w:pPr>
+      <w:r>
+        <w:rPr>
+          <w:color w:val="000000"/>
+        </w:rPr>
         <w:t>4. Valuable items.</w:t>
       </w:r>
     </w:p>
     <w:p>
-      <w:r>
+      <w:pPr>
+        <w:spacing w:after="160"/>
+        <w:rPr>
+          <w:color w:val="000000"/>
+        </w:rPr>
+      </w:pPr>
+      <w:r>
+        <w:rPr>
+          <w:color w:val="000000"/>
+        </w:rPr>
         <w:t>5. A seat belt.</w:t>
       </w:r>
     </w:p>
     <w:p>
-      <w:r>
+      <w:pPr>
+        <w:spacing w:after="160"/>
+        <w:rPr>
+          <w:color w:val="000000"/>
+        </w:rPr>
+      </w:pPr>
+      <w:r>
+        <w:rPr>
+          <w:color w:val="000000"/>
+        </w:rPr>
         <w:t>6. Not to stand.</w:t>
       </w:r>
     </w:p>
     <w:p>
-      <w:r>
+      <w:pPr>
+        <w:spacing w:after="160"/>
+        <w:rPr>
+          <w:color w:val="000000"/>
+        </w:rPr>
+      </w:pPr>
+      <w:r>
+        <w:rPr>
+          <w:color w:val="000000"/>
+        </w:rPr>
         <w:t>7. While the bus was moving.</w:t>
       </w:r>
     </w:p>
     <w:p>
-      <w:r>
+      <w:pPr>
+        <w:spacing w:after="160"/>
+        <w:rPr>
+          <w:color w:val="000000"/>
+        </w:rPr>
+      </w:pPr>
+      <w:r>
+        <w:rPr>
+          <w:color w:val="000000"/>
+        </w:rPr>
         <w:t>8. The guide.</w:t>
       </w:r>
     </w:p>
     <w:p>
-      <w:r>
+      <w:pPr>
+        <w:spacing w:after="160"/>
+        <w:rPr>
+          <w:color w:val="000000"/>
+        </w:rPr>
+      </w:pPr>
+      <w:r>
+        <w:rPr>
+          <w:color w:val="000000"/>
+        </w:rPr>
         <w:t>9. To ask questions.</w:t>
       </w:r>
     </w:p>
     <w:p>
-      <w:r>
+      <w:pPr>
+        <w:spacing w:after="160"/>
+        <w:rPr>
+          <w:color w:val="000000"/>
+        </w:rPr>
+      </w:pPr>
+      <w:r>
+        <w:rPr>
+          <w:color w:val="000000"/>
+        </w:rPr>
         <w:t>10. The exhibits.</w:t>
       </w:r>
     </w:p>
     <w:p>
       <w:pPr>
         <w:pStyle w:val="Heading1"/>
+        <w:spacing w:before="240"/>
       </w:pPr>
       <w:r>
         <w:t>PHẦN 10</w:t>
       </w:r>
     </w:p>
     <w:p>
-      <w:r>
+      <w:pPr>
+        <w:spacing w:after="160"/>
+        <w:rPr>
+          <w:color w:val="000000"/>
+        </w:rPr>
+      </w:pPr>
+      <w:r>
+        <w:rPr>
+          <w:color w:val="000000"/>
+        </w:rPr>
         <w:t>1. Lan told me to wait there.</w:t>
       </w:r>
     </w:p>
     <w:p>
-      <w:r>
+      <w:pPr>
+        <w:spacing w:after="160"/>
+        <w:rPr>
+          <w:color w:val="000000"/>
+        </w:rPr>
+      </w:pPr>
+      <w:r>
+        <w:rPr>
+          <w:color w:val="000000"/>
+        </w:rPr>
         <w:t>2. Nam told Lan not to leave.</w:t>
       </w:r>
     </w:p>
     <w:p>
-      <w:r>
+      <w:pPr>
+        <w:spacing w:after="160"/>
+        <w:rPr>
+          <w:color w:val="000000"/>
+        </w:rPr>
+      </w:pPr>
+      <w:r>
+        <w:rPr>
+          <w:color w:val="000000"/>
+        </w:rPr>
         <w:t>3. Mai asked me to help her.</w:t>
       </w:r>
     </w:p>
     <w:p>
-      <w:r>
+      <w:pPr>
+        <w:spacing w:after="160"/>
+        <w:rPr>
+          <w:color w:val="000000"/>
+        </w:rPr>
+      </w:pPr>
+      <w:r>
+        <w:rPr>
+          <w:color w:val="000000"/>
+        </w:rPr>
         <w:t>4. The doctor advised Nam to get more rest.</w:t>
       </w:r>
     </w:p>
     <w:p>
-      <w:r>
+      <w:pPr>
+        <w:spacing w:after="160"/>
+        <w:rPr>
+          <w:color w:val="000000"/>
+        </w:rPr>
+      </w:pPr>
+      <w:r>
+        <w:rPr>
+          <w:color w:val="000000"/>
+        </w:rPr>
         <w:t>5. The guard ordered us not to enter.</w:t>
       </w:r>
     </w:p>
     <w:p>
-      <w:r>
+      <w:pPr>
+        <w:spacing w:after="160"/>
+        <w:rPr>
+          <w:color w:val="000000"/>
+        </w:rPr>
+      </w:pPr>
+      <w:r>
+        <w:rPr>
+          <w:color w:val="000000"/>
+        </w:rPr>
         <w:t>6. My mother reminded me to call.</w:t>
       </w:r>
     </w:p>
     <w:p>
-      <w:r>
+      <w:pPr>
+        <w:spacing w:after="160"/>
+        <w:rPr>
+          <w:color w:val="000000"/>
+        </w:rPr>
+      </w:pPr>
+      <w:r>
+        <w:rPr>
+          <w:color w:val="000000"/>
+        </w:rPr>
         <w:t>7. Hoa invited Lan to her party.</w:t>
       </w:r>
     </w:p>
     <w:p>
-      <w:r>
+      <w:pPr>
+        <w:spacing w:after="160"/>
+        <w:rPr>
+          <w:color w:val="000000"/>
+        </w:rPr>
+      </w:pPr>
+      <w:r>
+        <w:rPr>
+          <w:color w:val="000000"/>
+        </w:rPr>
         <w:t>8. The teacher suggested starting.</w:t>
       </w:r>
     </w:p>
     <w:p>
-      <w:r>
+      <w:pPr>
+        <w:spacing w:after="160"/>
+        <w:rPr>
+          <w:color w:val="000000"/>
+        </w:rPr>
+      </w:pPr>
+      <w:r>
+        <w:rPr>
+          <w:color w:val="000000"/>
+        </w:rPr>
         <w:t>9. Nam offered to carry my bag.</w:t>
       </w:r>
     </w:p>
     <w:p>
-      <w:r>
+      <w:pPr>
+        <w:spacing w:after="160"/>
+        <w:rPr>
+          <w:color w:val="000000"/>
+        </w:rPr>
+      </w:pPr>
+      <w:r>
+        <w:rPr>
+          <w:color w:val="000000"/>
+        </w:rPr>
         <w:t>10. The officer ordered everyone to leave the building then.</w:t>
       </w:r>
     </w:p>
-    <w:p/>
+    <w:p>
+      <w:pPr>
+        <w:rPr>
+          <w:color w:val="000000"/>
+        </w:rPr>
+      </w:pPr>
+    </w:p>
     <w:sectPr>
       <w:pgSz w:w="12240" w:h="15840"/>
       <w:pgMar w:top="850" w:right="1134" w:bottom="850" w:left="1134" w:header="720" w:footer="720" w:gutter="0"/>
